--- a/02_ChaineFonctionnelle/19_Sympact_02_ChaineFonctionnelle.docx
+++ b/02_ChaineFonctionnelle/19_Sympact_02_ChaineFonctionnelle.docx
@@ -1,6 +1,6 @@
 
 <file path=word/document.xml><?xml version="1.0" encoding="utf-8"?>
-<w:document xmlns:wpc="http://schemas.microsoft.com/office/word/2010/wordprocessingCanvas" xmlns:cx="http://schemas.microsoft.com/office/drawing/2014/chartex" xmlns:cx1="http://schemas.microsoft.com/office/drawing/2015/9/8/chartex" xmlns:cx2="http://schemas.microsoft.com/office/drawing/2015/10/21/chartex" xmlns:cx3="http://schemas.microsoft.com/office/drawing/2016/5/9/chartex" xmlns:cx4="http://schemas.microsoft.com/office/drawing/2016/5/10/chartex" xmlns:cx5="http://schemas.microsoft.com/office/drawing/2016/5/11/chartex" xmlns:cx6="http://schemas.microsoft.com/office/drawing/2016/5/12/chartex" xmlns:cx7="http://schemas.microsoft.com/office/drawing/2016/5/13/chartex" xmlns:cx8="http://schemas.microsoft.com/office/drawing/2016/5/14/chartex" xmlns:mc="http://schemas.openxmlformats.org/markup-compatibility/2006" xmlns:aink="http://schemas.microsoft.com/office/drawing/2016/ink" xmlns:am3d="http://schemas.microsoft.com/office/drawing/2017/model3d" xmlns:o="urn:schemas-microsoft-com:office:office" xmlns:oel="http://schemas.microsoft.com/office/2019/extlst" xmlns:r="http://schemas.openxmlformats.org/officeDocument/2006/relationships" xmlns:m="http://schemas.openxmlformats.org/officeDocument/2006/math" xmlns:v="urn:schemas-microsoft-com:vml" xmlns:wp14="http://schemas.microsoft.com/office/word/2010/wordprocessingDrawing" xmlns:wp="http://schemas.openxmlformats.org/drawingml/2006/wordprocessingDrawing" xmlns:w10="urn:schemas-microsoft-com:office:word" xmlns:w="http://schemas.openxmlformats.org/wordprocessingml/2006/main" xmlns:w14="http://schemas.microsoft.com/office/word/2010/wordml" xmlns:w15="http://schemas.microsoft.com/office/word/2012/wordml" xmlns:w16cex="http://schemas.microsoft.com/office/word/2018/wordml/cex" xmlns:w16cid="http://schemas.microsoft.com/office/word/2016/wordml/cid" xmlns:w16="http://schemas.microsoft.com/office/word/2018/wordml" xmlns:w16sdtdh="http://schemas.microsoft.com/office/word/2020/wordml/sdtdatahash" xmlns:w16se="http://schemas.microsoft.com/office/word/2015/wordml/symex" xmlns:wpg="http://schemas.microsoft.com/office/word/2010/wordprocessingGroup" xmlns:wpi="http://schemas.microsoft.com/office/word/2010/wordprocessingInk" xmlns:wne="http://schemas.microsoft.com/office/word/2006/wordml" xmlns:wps="http://schemas.microsoft.com/office/word/2010/wordprocessingShape" mc:Ignorable="w14 w15 w16se w16cid w16 w16cex w16sdtdh wp14">
+<w:document xmlns:wpc="http://schemas.microsoft.com/office/word/2010/wordprocessingCanvas" xmlns:cx="http://schemas.microsoft.com/office/drawing/2014/chartex" xmlns:cx1="http://schemas.microsoft.com/office/drawing/2015/9/8/chartex" xmlns:cx2="http://schemas.microsoft.com/office/drawing/2015/10/21/chartex" xmlns:cx3="http://schemas.microsoft.com/office/drawing/2016/5/9/chartex" xmlns:cx4="http://schemas.microsoft.com/office/drawing/2016/5/10/chartex" xmlns:cx5="http://schemas.microsoft.com/office/drawing/2016/5/11/chartex" xmlns:cx6="http://schemas.microsoft.com/office/drawing/2016/5/12/chartex" xmlns:cx7="http://schemas.microsoft.com/office/drawing/2016/5/13/chartex" xmlns:cx8="http://schemas.microsoft.com/office/drawing/2016/5/14/chartex" xmlns:mc="http://schemas.openxmlformats.org/markup-compatibility/2006" xmlns:aink="http://schemas.microsoft.com/office/drawing/2016/ink" xmlns:am3d="http://schemas.microsoft.com/office/drawing/2017/model3d" xmlns:o="urn:schemas-microsoft-com:office:office" xmlns:oel="http://schemas.microsoft.com/office/2019/extlst" xmlns:r="http://schemas.openxmlformats.org/officeDocument/2006/relationships" xmlns:m="http://schemas.openxmlformats.org/officeDocument/2006/math" xmlns:v="urn:schemas-microsoft-com:vml" xmlns:wp14="http://schemas.microsoft.com/office/word/2010/wordprocessingDrawing" xmlns:wp="http://schemas.openxmlformats.org/drawingml/2006/wordprocessingDrawing" xmlns:w10="urn:schemas-microsoft-com:office:word" xmlns:w="http://schemas.openxmlformats.org/wordprocessingml/2006/main" xmlns:w14="http://schemas.microsoft.com/office/word/2010/wordml" xmlns:w15="http://schemas.microsoft.com/office/word/2012/wordml" xmlns:w16cex="http://schemas.microsoft.com/office/word/2018/wordml/cex" xmlns:w16cid="http://schemas.microsoft.com/office/word/2016/wordml/cid" xmlns:w16="http://schemas.microsoft.com/office/word/2018/wordml" xmlns:w16du="http://schemas.microsoft.com/office/word/2023/wordml/word16du" xmlns:w16sdtdh="http://schemas.microsoft.com/office/word/2020/wordml/sdtdatahash" xmlns:w16sdtfl="http://schemas.microsoft.com/office/word/2024/wordml/sdtformatlock" xmlns:w16se="http://schemas.microsoft.com/office/word/2015/wordml/symex" xmlns:wpg="http://schemas.microsoft.com/office/word/2010/wordprocessingGroup" xmlns:wpi="http://schemas.microsoft.com/office/word/2010/wordprocessingInk" xmlns:wne="http://schemas.microsoft.com/office/word/2006/wordml" xmlns:wps="http://schemas.microsoft.com/office/word/2010/wordprocessingShape" mc:Ignorable="w14 w15 w16se w16cid w16 w16cex w16sdtdh w16sdtfl w16du wp14">
   <w:body>
     <w:p>
       <w:pPr>
@@ -36,7 +36,7 @@
       <w:tr>
         <w:trPr>
           <w:cantSplit/>
-          <w:trHeight w:val="1651"/>
+          <w:trHeight w:val="1134"/>
         </w:trPr>
         <w:tc>
           <w:tcPr>
@@ -88,11 +88,13 @@
                 <w:b/>
                 <w:bCs/>
               </w:rPr>
-              <w:t>A3-01</w:t>
-            </w:r>
-            <w:r>
-              <w:tab/>
-              <w:t>Associer les fonctions aux constituants.</w:t>
+              <w:t xml:space="preserve">SYS-01 : </w:t>
+            </w:r>
+            <w:r>
+              <w:t>Réaliser une analyse structurelle, flux, effort</w:t>
+            </w:r>
+            <w:r>
+              <w:t>.</w:t>
             </w:r>
           </w:p>
           <w:p>
@@ -110,143 +112,13 @@
                 <w:b/>
                 <w:bCs/>
               </w:rPr>
-              <w:t>A3-02</w:t>
-            </w:r>
-            <w:r>
-              <w:tab/>
-              <w:t>Justifier le choix des constituants dédiés aux fonctions d’un système.</w:t>
-            </w:r>
-          </w:p>
-          <w:p>
-            <w:pPr>
-              <w:pStyle w:val="Paragraphedeliste"/>
-              <w:numPr>
-                <w:ilvl w:val="0"/>
-                <w:numId w:val="10"/>
-              </w:numPr>
-              <w:spacing w:line="240" w:lineRule="auto"/>
-              <w:jc w:val="left"/>
-            </w:pPr>
-            <w:r>
-              <w:rPr>
-                <w:b/>
-                <w:bCs/>
-              </w:rPr>
-              <w:t>A3-03</w:t>
-            </w:r>
-            <w:r>
-              <w:tab/>
-              <w:t>Identifier et décrire les chaines fonctionnelles du système.</w:t>
-            </w:r>
-          </w:p>
-          <w:p>
-            <w:pPr>
-              <w:pStyle w:val="Paragraphedeliste"/>
-              <w:numPr>
-                <w:ilvl w:val="0"/>
-                <w:numId w:val="10"/>
-              </w:numPr>
-              <w:spacing w:line="240" w:lineRule="auto"/>
-              <w:jc w:val="left"/>
-            </w:pPr>
-            <w:r>
-              <w:rPr>
-                <w:b/>
-                <w:bCs/>
-              </w:rPr>
-              <w:t>A3-04</w:t>
-            </w:r>
-            <w:r>
-              <w:tab/>
-              <w:t>Identifier et décrire les liens entre les chaines fonctionnelles.</w:t>
-            </w:r>
-          </w:p>
-          <w:p>
-            <w:pPr>
-              <w:pStyle w:val="Paragraphedeliste"/>
-              <w:numPr>
-                <w:ilvl w:val="0"/>
-                <w:numId w:val="10"/>
-              </w:numPr>
-              <w:spacing w:line="240" w:lineRule="auto"/>
-              <w:jc w:val="left"/>
-            </w:pPr>
-            <w:r>
-              <w:rPr>
-                <w:b/>
-                <w:bCs/>
-              </w:rPr>
-              <w:t>A3-05</w:t>
-            </w:r>
-            <w:r>
-              <w:tab/>
-              <w:t>Caractériser un constituant de la chaine de puissance.</w:t>
-            </w:r>
-          </w:p>
-          <w:p>
-            <w:pPr>
-              <w:pStyle w:val="Paragraphedeliste"/>
-              <w:numPr>
-                <w:ilvl w:val="0"/>
-                <w:numId w:val="10"/>
-              </w:numPr>
-              <w:spacing w:line="240" w:lineRule="auto"/>
-              <w:jc w:val="left"/>
-            </w:pPr>
-            <w:r>
-              <w:rPr>
-                <w:b/>
-                <w:bCs/>
-              </w:rPr>
-              <w:t>A3-06</w:t>
-            </w:r>
-            <w:r>
-              <w:tab/>
-              <w:t>Caractériser un constituant de la chaine d’information.</w:t>
-            </w:r>
-          </w:p>
-          <w:p>
-            <w:pPr>
-              <w:pStyle w:val="Paragraphedeliste"/>
-              <w:numPr>
-                <w:ilvl w:val="0"/>
-                <w:numId w:val="10"/>
-              </w:numPr>
-              <w:spacing w:line="240" w:lineRule="auto"/>
-              <w:jc w:val="left"/>
-            </w:pPr>
-            <w:r>
-              <w:rPr>
-                <w:b/>
-                <w:bCs/>
-              </w:rPr>
-              <w:t>D1-02</w:t>
-            </w:r>
-            <w:r>
-              <w:tab/>
-              <w:t>Repérer les constituants réalisant les principales fonctions des chaines fonctionnelles.</w:t>
-            </w:r>
-          </w:p>
-          <w:p>
-            <w:pPr>
-              <w:pStyle w:val="Paragraphedeliste"/>
-              <w:numPr>
-                <w:ilvl w:val="0"/>
-                <w:numId w:val="10"/>
-              </w:numPr>
-              <w:spacing w:line="240" w:lineRule="auto"/>
-              <w:jc w:val="left"/>
-            </w:pPr>
-            <w:r>
-              <w:rPr>
-                <w:b/>
-                <w:bCs/>
-              </w:rPr>
-              <w:t>D1-03</w:t>
-            </w:r>
-            <w:r>
-              <w:tab/>
-              <w:t>Identifier les grandeurs physiques d’effort et de flux.</w:t>
+              <w:t xml:space="preserve">SYS-02 : </w:t>
+            </w:r>
+            <w:r>
+              <w:t>Analyser une solution technologique</w:t>
+            </w:r>
+            <w:r>
+              <w:t>.</w:t>
             </w:r>
           </w:p>
         </w:tc>
@@ -653,7 +525,7 @@
 </file>
 
 <file path=word/endnotes.xml><?xml version="1.0" encoding="utf-8"?>
-<w:endnotes xmlns:wpc="http://schemas.microsoft.com/office/word/2010/wordprocessingCanvas" xmlns:cx="http://schemas.microsoft.com/office/drawing/2014/chartex" xmlns:cx1="http://schemas.microsoft.com/office/drawing/2015/9/8/chartex" xmlns:cx2="http://schemas.microsoft.com/office/drawing/2015/10/21/chartex" xmlns:cx3="http://schemas.microsoft.com/office/drawing/2016/5/9/chartex" xmlns:cx4="http://schemas.microsoft.com/office/drawing/2016/5/10/chartex" xmlns:cx5="http://schemas.microsoft.com/office/drawing/2016/5/11/chartex" xmlns:cx6="http://schemas.microsoft.com/office/drawing/2016/5/12/chartex" xmlns:cx7="http://schemas.microsoft.com/office/drawing/2016/5/13/chartex" xmlns:cx8="http://schemas.microsoft.com/office/drawing/2016/5/14/chartex" xmlns:mc="http://schemas.openxmlformats.org/markup-compatibility/2006" xmlns:aink="http://schemas.microsoft.com/office/drawing/2016/ink" xmlns:am3d="http://schemas.microsoft.com/office/drawing/2017/model3d" xmlns:o="urn:schemas-microsoft-com:office:office" xmlns:oel="http://schemas.microsoft.com/office/2019/extlst" xmlns:r="http://schemas.openxmlformats.org/officeDocument/2006/relationships" xmlns:m="http://schemas.openxmlformats.org/officeDocument/2006/math" xmlns:v="urn:schemas-microsoft-com:vml" xmlns:wp14="http://schemas.microsoft.com/office/word/2010/wordprocessingDrawing" xmlns:wp="http://schemas.openxmlformats.org/drawingml/2006/wordprocessingDrawing" xmlns:w10="urn:schemas-microsoft-com:office:word" xmlns:w="http://schemas.openxmlformats.org/wordprocessingml/2006/main" xmlns:w14="http://schemas.microsoft.com/office/word/2010/wordml" xmlns:w15="http://schemas.microsoft.com/office/word/2012/wordml" xmlns:w16cex="http://schemas.microsoft.com/office/word/2018/wordml/cex" xmlns:w16cid="http://schemas.microsoft.com/office/word/2016/wordml/cid" xmlns:w16="http://schemas.microsoft.com/office/word/2018/wordml" xmlns:w16sdtdh="http://schemas.microsoft.com/office/word/2020/wordml/sdtdatahash" xmlns:w16se="http://schemas.microsoft.com/office/word/2015/wordml/symex" xmlns:wpg="http://schemas.microsoft.com/office/word/2010/wordprocessingGroup" xmlns:wpi="http://schemas.microsoft.com/office/word/2010/wordprocessingInk" xmlns:wne="http://schemas.microsoft.com/office/word/2006/wordml" xmlns:wps="http://schemas.microsoft.com/office/word/2010/wordprocessingShape" mc:Ignorable="w14 w15 w16se w16cid w16 w16cex w16sdtdh wp14">
+<w:endnotes xmlns:wpc="http://schemas.microsoft.com/office/word/2010/wordprocessingCanvas" xmlns:cx="http://schemas.microsoft.com/office/drawing/2014/chartex" xmlns:cx1="http://schemas.microsoft.com/office/drawing/2015/9/8/chartex" xmlns:cx2="http://schemas.microsoft.com/office/drawing/2015/10/21/chartex" xmlns:cx3="http://schemas.microsoft.com/office/drawing/2016/5/9/chartex" xmlns:cx4="http://schemas.microsoft.com/office/drawing/2016/5/10/chartex" xmlns:cx5="http://schemas.microsoft.com/office/drawing/2016/5/11/chartex" xmlns:cx6="http://schemas.microsoft.com/office/drawing/2016/5/12/chartex" xmlns:cx7="http://schemas.microsoft.com/office/drawing/2016/5/13/chartex" xmlns:cx8="http://schemas.microsoft.com/office/drawing/2016/5/14/chartex" xmlns:mc="http://schemas.openxmlformats.org/markup-compatibility/2006" xmlns:aink="http://schemas.microsoft.com/office/drawing/2016/ink" xmlns:am3d="http://schemas.microsoft.com/office/drawing/2017/model3d" xmlns:o="urn:schemas-microsoft-com:office:office" xmlns:oel="http://schemas.microsoft.com/office/2019/extlst" xmlns:r="http://schemas.openxmlformats.org/officeDocument/2006/relationships" xmlns:m="http://schemas.openxmlformats.org/officeDocument/2006/math" xmlns:v="urn:schemas-microsoft-com:vml" xmlns:wp14="http://schemas.microsoft.com/office/word/2010/wordprocessingDrawing" xmlns:wp="http://schemas.openxmlformats.org/drawingml/2006/wordprocessingDrawing" xmlns:w10="urn:schemas-microsoft-com:office:word" xmlns:w="http://schemas.openxmlformats.org/wordprocessingml/2006/main" xmlns:w14="http://schemas.microsoft.com/office/word/2010/wordml" xmlns:w15="http://schemas.microsoft.com/office/word/2012/wordml" xmlns:w16cex="http://schemas.microsoft.com/office/word/2018/wordml/cex" xmlns:w16cid="http://schemas.microsoft.com/office/word/2016/wordml/cid" xmlns:w16="http://schemas.microsoft.com/office/word/2018/wordml" xmlns:w16du="http://schemas.microsoft.com/office/word/2023/wordml/word16du" xmlns:w16sdtdh="http://schemas.microsoft.com/office/word/2020/wordml/sdtdatahash" xmlns:w16sdtfl="http://schemas.microsoft.com/office/word/2024/wordml/sdtformatlock" xmlns:w16se="http://schemas.microsoft.com/office/word/2015/wordml/symex" xmlns:wpg="http://schemas.microsoft.com/office/word/2010/wordprocessingGroup" xmlns:wpi="http://schemas.microsoft.com/office/word/2010/wordprocessingInk" xmlns:wne="http://schemas.microsoft.com/office/word/2006/wordml" xmlns:wps="http://schemas.microsoft.com/office/word/2010/wordprocessingShape" mc:Ignorable="w14 w15 w16se w16cid w16 w16cex w16sdtdh w16sdtfl w16du wp14">
   <w:endnote w:type="separator" w:id="-1">
     <w:p>
       <w:pPr>
@@ -678,7 +550,7 @@
 </file>
 
 <file path=word/footer1.xml><?xml version="1.0" encoding="utf-8"?>
-<w:ftr xmlns:wpc="http://schemas.microsoft.com/office/word/2010/wordprocessingCanvas" xmlns:cx="http://schemas.microsoft.com/office/drawing/2014/chartex" xmlns:cx1="http://schemas.microsoft.com/office/drawing/2015/9/8/chartex" xmlns:cx2="http://schemas.microsoft.com/office/drawing/2015/10/21/chartex" xmlns:cx3="http://schemas.microsoft.com/office/drawing/2016/5/9/chartex" xmlns:cx4="http://schemas.microsoft.com/office/drawing/2016/5/10/chartex" xmlns:cx5="http://schemas.microsoft.com/office/drawing/2016/5/11/chartex" xmlns:cx6="http://schemas.microsoft.com/office/drawing/2016/5/12/chartex" xmlns:cx7="http://schemas.microsoft.com/office/drawing/2016/5/13/chartex" xmlns:cx8="http://schemas.microsoft.com/office/drawing/2016/5/14/chartex" xmlns:mc="http://schemas.openxmlformats.org/markup-compatibility/2006" xmlns:aink="http://schemas.microsoft.com/office/drawing/2016/ink" xmlns:am3d="http://schemas.microsoft.com/office/drawing/2017/model3d" xmlns:o="urn:schemas-microsoft-com:office:office" xmlns:oel="http://schemas.microsoft.com/office/2019/extlst" xmlns:r="http://schemas.openxmlformats.org/officeDocument/2006/relationships" xmlns:m="http://schemas.openxmlformats.org/officeDocument/2006/math" xmlns:v="urn:schemas-microsoft-com:vml" xmlns:wp14="http://schemas.microsoft.com/office/word/2010/wordprocessingDrawing" xmlns:wp="http://schemas.openxmlformats.org/drawingml/2006/wordprocessingDrawing" xmlns:w10="urn:schemas-microsoft-com:office:word" xmlns:w="http://schemas.openxmlformats.org/wordprocessingml/2006/main" xmlns:w14="http://schemas.microsoft.com/office/word/2010/wordml" xmlns:w15="http://schemas.microsoft.com/office/word/2012/wordml" xmlns:w16cex="http://schemas.microsoft.com/office/word/2018/wordml/cex" xmlns:w16cid="http://schemas.microsoft.com/office/word/2016/wordml/cid" xmlns:w16="http://schemas.microsoft.com/office/word/2018/wordml" xmlns:w16sdtdh="http://schemas.microsoft.com/office/word/2020/wordml/sdtdatahash" xmlns:w16se="http://schemas.microsoft.com/office/word/2015/wordml/symex" xmlns:wpg="http://schemas.microsoft.com/office/word/2010/wordprocessingGroup" xmlns:wpi="http://schemas.microsoft.com/office/word/2010/wordprocessingInk" xmlns:wne="http://schemas.microsoft.com/office/word/2006/wordml" xmlns:wps="http://schemas.microsoft.com/office/word/2010/wordprocessingShape" mc:Ignorable="w14 w15 w16se w16cid w16 w16cex w16sdtdh wp14">
+<w:ftr xmlns:wpc="http://schemas.microsoft.com/office/word/2010/wordprocessingCanvas" xmlns:cx="http://schemas.microsoft.com/office/drawing/2014/chartex" xmlns:cx1="http://schemas.microsoft.com/office/drawing/2015/9/8/chartex" xmlns:cx2="http://schemas.microsoft.com/office/drawing/2015/10/21/chartex" xmlns:cx3="http://schemas.microsoft.com/office/drawing/2016/5/9/chartex" xmlns:cx4="http://schemas.microsoft.com/office/drawing/2016/5/10/chartex" xmlns:cx5="http://schemas.microsoft.com/office/drawing/2016/5/11/chartex" xmlns:cx6="http://schemas.microsoft.com/office/drawing/2016/5/12/chartex" xmlns:cx7="http://schemas.microsoft.com/office/drawing/2016/5/13/chartex" xmlns:cx8="http://schemas.microsoft.com/office/drawing/2016/5/14/chartex" xmlns:mc="http://schemas.openxmlformats.org/markup-compatibility/2006" xmlns:aink="http://schemas.microsoft.com/office/drawing/2016/ink" xmlns:am3d="http://schemas.microsoft.com/office/drawing/2017/model3d" xmlns:o="urn:schemas-microsoft-com:office:office" xmlns:oel="http://schemas.microsoft.com/office/2019/extlst" xmlns:r="http://schemas.openxmlformats.org/officeDocument/2006/relationships" xmlns:m="http://schemas.openxmlformats.org/officeDocument/2006/math" xmlns:v="urn:schemas-microsoft-com:vml" xmlns:wp14="http://schemas.microsoft.com/office/word/2010/wordprocessingDrawing" xmlns:wp="http://schemas.openxmlformats.org/drawingml/2006/wordprocessingDrawing" xmlns:w10="urn:schemas-microsoft-com:office:word" xmlns:w="http://schemas.openxmlformats.org/wordprocessingml/2006/main" xmlns:w14="http://schemas.microsoft.com/office/word/2010/wordml" xmlns:w15="http://schemas.microsoft.com/office/word/2012/wordml" xmlns:w16cex="http://schemas.microsoft.com/office/word/2018/wordml/cex" xmlns:w16cid="http://schemas.microsoft.com/office/word/2016/wordml/cid" xmlns:w16="http://schemas.microsoft.com/office/word/2018/wordml" xmlns:w16du="http://schemas.microsoft.com/office/word/2023/wordml/word16du" xmlns:w16sdtdh="http://schemas.microsoft.com/office/word/2020/wordml/sdtdatahash" xmlns:w16sdtfl="http://schemas.microsoft.com/office/word/2024/wordml/sdtformatlock" xmlns:w16se="http://schemas.microsoft.com/office/word/2015/wordml/symex" xmlns:wpg="http://schemas.microsoft.com/office/word/2010/wordprocessingGroup" xmlns:wpi="http://schemas.microsoft.com/office/word/2010/wordprocessingInk" xmlns:wne="http://schemas.microsoft.com/office/word/2006/wordml" xmlns:wps="http://schemas.microsoft.com/office/word/2010/wordprocessingShape" mc:Ignorable="w14 w15 w16se w16cid w16 w16cex w16sdtdh w16sdtfl w16du wp14">
   <w:tbl>
     <w:tblPr>
       <w:tblStyle w:val="Grilledutableau"/>
@@ -838,7 +710,7 @@
 </file>
 
 <file path=word/footer2.xml><?xml version="1.0" encoding="utf-8"?>
-<w:ftr xmlns:wpc="http://schemas.microsoft.com/office/word/2010/wordprocessingCanvas" xmlns:cx="http://schemas.microsoft.com/office/drawing/2014/chartex" xmlns:cx1="http://schemas.microsoft.com/office/drawing/2015/9/8/chartex" xmlns:cx2="http://schemas.microsoft.com/office/drawing/2015/10/21/chartex" xmlns:cx3="http://schemas.microsoft.com/office/drawing/2016/5/9/chartex" xmlns:cx4="http://schemas.microsoft.com/office/drawing/2016/5/10/chartex" xmlns:cx5="http://schemas.microsoft.com/office/drawing/2016/5/11/chartex" xmlns:cx6="http://schemas.microsoft.com/office/drawing/2016/5/12/chartex" xmlns:cx7="http://schemas.microsoft.com/office/drawing/2016/5/13/chartex" xmlns:cx8="http://schemas.microsoft.com/office/drawing/2016/5/14/chartex" xmlns:mc="http://schemas.openxmlformats.org/markup-compatibility/2006" xmlns:aink="http://schemas.microsoft.com/office/drawing/2016/ink" xmlns:am3d="http://schemas.microsoft.com/office/drawing/2017/model3d" xmlns:o="urn:schemas-microsoft-com:office:office" xmlns:oel="http://schemas.microsoft.com/office/2019/extlst" xmlns:r="http://schemas.openxmlformats.org/officeDocument/2006/relationships" xmlns:m="http://schemas.openxmlformats.org/officeDocument/2006/math" xmlns:v="urn:schemas-microsoft-com:vml" xmlns:wp14="http://schemas.microsoft.com/office/word/2010/wordprocessingDrawing" xmlns:wp="http://schemas.openxmlformats.org/drawingml/2006/wordprocessingDrawing" xmlns:w10="urn:schemas-microsoft-com:office:word" xmlns:w="http://schemas.openxmlformats.org/wordprocessingml/2006/main" xmlns:w14="http://schemas.microsoft.com/office/word/2010/wordml" xmlns:w15="http://schemas.microsoft.com/office/word/2012/wordml" xmlns:w16cex="http://schemas.microsoft.com/office/word/2018/wordml/cex" xmlns:w16cid="http://schemas.microsoft.com/office/word/2016/wordml/cid" xmlns:w16="http://schemas.microsoft.com/office/word/2018/wordml" xmlns:w16sdtdh="http://schemas.microsoft.com/office/word/2020/wordml/sdtdatahash" xmlns:w16se="http://schemas.microsoft.com/office/word/2015/wordml/symex" xmlns:wpg="http://schemas.microsoft.com/office/word/2010/wordprocessingGroup" xmlns:wpi="http://schemas.microsoft.com/office/word/2010/wordprocessingInk" xmlns:wne="http://schemas.microsoft.com/office/word/2006/wordml" xmlns:wps="http://schemas.microsoft.com/office/word/2010/wordprocessingShape" mc:Ignorable="w14 w15 w16se w16cid w16 w16cex w16sdtdh wp14">
+<w:ftr xmlns:wpc="http://schemas.microsoft.com/office/word/2010/wordprocessingCanvas" xmlns:cx="http://schemas.microsoft.com/office/drawing/2014/chartex" xmlns:cx1="http://schemas.microsoft.com/office/drawing/2015/9/8/chartex" xmlns:cx2="http://schemas.microsoft.com/office/drawing/2015/10/21/chartex" xmlns:cx3="http://schemas.microsoft.com/office/drawing/2016/5/9/chartex" xmlns:cx4="http://schemas.microsoft.com/office/drawing/2016/5/10/chartex" xmlns:cx5="http://schemas.microsoft.com/office/drawing/2016/5/11/chartex" xmlns:cx6="http://schemas.microsoft.com/office/drawing/2016/5/12/chartex" xmlns:cx7="http://schemas.microsoft.com/office/drawing/2016/5/13/chartex" xmlns:cx8="http://schemas.microsoft.com/office/drawing/2016/5/14/chartex" xmlns:mc="http://schemas.openxmlformats.org/markup-compatibility/2006" xmlns:aink="http://schemas.microsoft.com/office/drawing/2016/ink" xmlns:am3d="http://schemas.microsoft.com/office/drawing/2017/model3d" xmlns:o="urn:schemas-microsoft-com:office:office" xmlns:oel="http://schemas.microsoft.com/office/2019/extlst" xmlns:r="http://schemas.openxmlformats.org/officeDocument/2006/relationships" xmlns:m="http://schemas.openxmlformats.org/officeDocument/2006/math" xmlns:v="urn:schemas-microsoft-com:vml" xmlns:wp14="http://schemas.microsoft.com/office/word/2010/wordprocessingDrawing" xmlns:wp="http://schemas.openxmlformats.org/drawingml/2006/wordprocessingDrawing" xmlns:w10="urn:schemas-microsoft-com:office:word" xmlns:w="http://schemas.openxmlformats.org/wordprocessingml/2006/main" xmlns:w14="http://schemas.microsoft.com/office/word/2010/wordml" xmlns:w15="http://schemas.microsoft.com/office/word/2012/wordml" xmlns:w16cex="http://schemas.microsoft.com/office/word/2018/wordml/cex" xmlns:w16cid="http://schemas.microsoft.com/office/word/2016/wordml/cid" xmlns:w16="http://schemas.microsoft.com/office/word/2018/wordml" xmlns:w16du="http://schemas.microsoft.com/office/word/2023/wordml/word16du" xmlns:w16sdtdh="http://schemas.microsoft.com/office/word/2020/wordml/sdtdatahash" xmlns:w16sdtfl="http://schemas.microsoft.com/office/word/2024/wordml/sdtformatlock" xmlns:w16se="http://schemas.microsoft.com/office/word/2015/wordml/symex" xmlns:wpg="http://schemas.microsoft.com/office/word/2010/wordprocessingGroup" xmlns:wpi="http://schemas.microsoft.com/office/word/2010/wordprocessingInk" xmlns:wne="http://schemas.microsoft.com/office/word/2006/wordml" xmlns:wps="http://schemas.microsoft.com/office/word/2010/wordprocessingShape" mc:Ignorable="w14 w15 w16se w16cid w16 w16cex w16sdtdh w16sdtfl w16du wp14">
   <w:tbl>
     <w:tblPr>
       <w:tblStyle w:val="Grilledutableau"/>
@@ -979,7 +851,7 @@
 </file>
 
 <file path=word/footnotes.xml><?xml version="1.0" encoding="utf-8"?>
-<w:footnotes xmlns:wpc="http://schemas.microsoft.com/office/word/2010/wordprocessingCanvas" xmlns:cx="http://schemas.microsoft.com/office/drawing/2014/chartex" xmlns:cx1="http://schemas.microsoft.com/office/drawing/2015/9/8/chartex" xmlns:cx2="http://schemas.microsoft.com/office/drawing/2015/10/21/chartex" xmlns:cx3="http://schemas.microsoft.com/office/drawing/2016/5/9/chartex" xmlns:cx4="http://schemas.microsoft.com/office/drawing/2016/5/10/chartex" xmlns:cx5="http://schemas.microsoft.com/office/drawing/2016/5/11/chartex" xmlns:cx6="http://schemas.microsoft.com/office/drawing/2016/5/12/chartex" xmlns:cx7="http://schemas.microsoft.com/office/drawing/2016/5/13/chartex" xmlns:cx8="http://schemas.microsoft.com/office/drawing/2016/5/14/chartex" xmlns:mc="http://schemas.openxmlformats.org/markup-compatibility/2006" xmlns:aink="http://schemas.microsoft.com/office/drawing/2016/ink" xmlns:am3d="http://schemas.microsoft.com/office/drawing/2017/model3d" xmlns:o="urn:schemas-microsoft-com:office:office" xmlns:oel="http://schemas.microsoft.com/office/2019/extlst" xmlns:r="http://schemas.openxmlformats.org/officeDocument/2006/relationships" xmlns:m="http://schemas.openxmlformats.org/officeDocument/2006/math" xmlns:v="urn:schemas-microsoft-com:vml" xmlns:wp14="http://schemas.microsoft.com/office/word/2010/wordprocessingDrawing" xmlns:wp="http://schemas.openxmlformats.org/drawingml/2006/wordprocessingDrawing" xmlns:w10="urn:schemas-microsoft-com:office:word" xmlns:w="http://schemas.openxmlformats.org/wordprocessingml/2006/main" xmlns:w14="http://schemas.microsoft.com/office/word/2010/wordml" xmlns:w15="http://schemas.microsoft.com/office/word/2012/wordml" xmlns:w16cex="http://schemas.microsoft.com/office/word/2018/wordml/cex" xmlns:w16cid="http://schemas.microsoft.com/office/word/2016/wordml/cid" xmlns:w16="http://schemas.microsoft.com/office/word/2018/wordml" xmlns:w16sdtdh="http://schemas.microsoft.com/office/word/2020/wordml/sdtdatahash" xmlns:w16se="http://schemas.microsoft.com/office/word/2015/wordml/symex" xmlns:wpg="http://schemas.microsoft.com/office/word/2010/wordprocessingGroup" xmlns:wpi="http://schemas.microsoft.com/office/word/2010/wordprocessingInk" xmlns:wne="http://schemas.microsoft.com/office/word/2006/wordml" xmlns:wps="http://schemas.microsoft.com/office/word/2010/wordprocessingShape" mc:Ignorable="w14 w15 w16se w16cid w16 w16cex w16sdtdh wp14">
+<w:footnotes xmlns:wpc="http://schemas.microsoft.com/office/word/2010/wordprocessingCanvas" xmlns:cx="http://schemas.microsoft.com/office/drawing/2014/chartex" xmlns:cx1="http://schemas.microsoft.com/office/drawing/2015/9/8/chartex" xmlns:cx2="http://schemas.microsoft.com/office/drawing/2015/10/21/chartex" xmlns:cx3="http://schemas.microsoft.com/office/drawing/2016/5/9/chartex" xmlns:cx4="http://schemas.microsoft.com/office/drawing/2016/5/10/chartex" xmlns:cx5="http://schemas.microsoft.com/office/drawing/2016/5/11/chartex" xmlns:cx6="http://schemas.microsoft.com/office/drawing/2016/5/12/chartex" xmlns:cx7="http://schemas.microsoft.com/office/drawing/2016/5/13/chartex" xmlns:cx8="http://schemas.microsoft.com/office/drawing/2016/5/14/chartex" xmlns:mc="http://schemas.openxmlformats.org/markup-compatibility/2006" xmlns:aink="http://schemas.microsoft.com/office/drawing/2016/ink" xmlns:am3d="http://schemas.microsoft.com/office/drawing/2017/model3d" xmlns:o="urn:schemas-microsoft-com:office:office" xmlns:oel="http://schemas.microsoft.com/office/2019/extlst" xmlns:r="http://schemas.openxmlformats.org/officeDocument/2006/relationships" xmlns:m="http://schemas.openxmlformats.org/officeDocument/2006/math" xmlns:v="urn:schemas-microsoft-com:vml" xmlns:wp14="http://schemas.microsoft.com/office/word/2010/wordprocessingDrawing" xmlns:wp="http://schemas.openxmlformats.org/drawingml/2006/wordprocessingDrawing" xmlns:w10="urn:schemas-microsoft-com:office:word" xmlns:w="http://schemas.openxmlformats.org/wordprocessingml/2006/main" xmlns:w14="http://schemas.microsoft.com/office/word/2010/wordml" xmlns:w15="http://schemas.microsoft.com/office/word/2012/wordml" xmlns:w16cex="http://schemas.microsoft.com/office/word/2018/wordml/cex" xmlns:w16cid="http://schemas.microsoft.com/office/word/2016/wordml/cid" xmlns:w16="http://schemas.microsoft.com/office/word/2018/wordml" xmlns:w16du="http://schemas.microsoft.com/office/word/2023/wordml/word16du" xmlns:w16sdtdh="http://schemas.microsoft.com/office/word/2020/wordml/sdtdatahash" xmlns:w16sdtfl="http://schemas.microsoft.com/office/word/2024/wordml/sdtformatlock" xmlns:w16se="http://schemas.microsoft.com/office/word/2015/wordml/symex" xmlns:wpg="http://schemas.microsoft.com/office/word/2010/wordprocessingGroup" xmlns:wpi="http://schemas.microsoft.com/office/word/2010/wordprocessingInk" xmlns:wne="http://schemas.microsoft.com/office/word/2006/wordml" xmlns:wps="http://schemas.microsoft.com/office/word/2010/wordprocessingShape" mc:Ignorable="w14 w15 w16se w16cid w16 w16cex w16sdtdh w16sdtfl w16du wp14">
   <w:footnote w:type="separator" w:id="-1">
     <w:p>
       <w:pPr>
@@ -1004,7 +876,7 @@
 </file>
 
 <file path=word/header1.xml><?xml version="1.0" encoding="utf-8"?>
-<w:hdr xmlns:wpc="http://schemas.microsoft.com/office/word/2010/wordprocessingCanvas" xmlns:cx="http://schemas.microsoft.com/office/drawing/2014/chartex" xmlns:cx1="http://schemas.microsoft.com/office/drawing/2015/9/8/chartex" xmlns:cx2="http://schemas.microsoft.com/office/drawing/2015/10/21/chartex" xmlns:cx3="http://schemas.microsoft.com/office/drawing/2016/5/9/chartex" xmlns:cx4="http://schemas.microsoft.com/office/drawing/2016/5/10/chartex" xmlns:cx5="http://schemas.microsoft.com/office/drawing/2016/5/11/chartex" xmlns:cx6="http://schemas.microsoft.com/office/drawing/2016/5/12/chartex" xmlns:cx7="http://schemas.microsoft.com/office/drawing/2016/5/13/chartex" xmlns:cx8="http://schemas.microsoft.com/office/drawing/2016/5/14/chartex" xmlns:mc="http://schemas.openxmlformats.org/markup-compatibility/2006" xmlns:aink="http://schemas.microsoft.com/office/drawing/2016/ink" xmlns:am3d="http://schemas.microsoft.com/office/drawing/2017/model3d" xmlns:o="urn:schemas-microsoft-com:office:office" xmlns:oel="http://schemas.microsoft.com/office/2019/extlst" xmlns:r="http://schemas.openxmlformats.org/officeDocument/2006/relationships" xmlns:m="http://schemas.openxmlformats.org/officeDocument/2006/math" xmlns:v="urn:schemas-microsoft-com:vml" xmlns:wp14="http://schemas.microsoft.com/office/word/2010/wordprocessingDrawing" xmlns:wp="http://schemas.openxmlformats.org/drawingml/2006/wordprocessingDrawing" xmlns:w10="urn:schemas-microsoft-com:office:word" xmlns:w="http://schemas.openxmlformats.org/wordprocessingml/2006/main" xmlns:w14="http://schemas.microsoft.com/office/word/2010/wordml" xmlns:w15="http://schemas.microsoft.com/office/word/2012/wordml" xmlns:w16cex="http://schemas.microsoft.com/office/word/2018/wordml/cex" xmlns:w16cid="http://schemas.microsoft.com/office/word/2016/wordml/cid" xmlns:w16="http://schemas.microsoft.com/office/word/2018/wordml" xmlns:w16sdtdh="http://schemas.microsoft.com/office/word/2020/wordml/sdtdatahash" xmlns:w16se="http://schemas.microsoft.com/office/word/2015/wordml/symex" xmlns:wpg="http://schemas.microsoft.com/office/word/2010/wordprocessingGroup" xmlns:wpi="http://schemas.microsoft.com/office/word/2010/wordprocessingInk" xmlns:wne="http://schemas.microsoft.com/office/word/2006/wordml" xmlns:wps="http://schemas.microsoft.com/office/word/2010/wordprocessingShape" mc:Ignorable="w14 w15 w16se w16cid w16 w16cex w16sdtdh wp14">
+<w:hdr xmlns:wpc="http://schemas.microsoft.com/office/word/2010/wordprocessingCanvas" xmlns:cx="http://schemas.microsoft.com/office/drawing/2014/chartex" xmlns:cx1="http://schemas.microsoft.com/office/drawing/2015/9/8/chartex" xmlns:cx2="http://schemas.microsoft.com/office/drawing/2015/10/21/chartex" xmlns:cx3="http://schemas.microsoft.com/office/drawing/2016/5/9/chartex" xmlns:cx4="http://schemas.microsoft.com/office/drawing/2016/5/10/chartex" xmlns:cx5="http://schemas.microsoft.com/office/drawing/2016/5/11/chartex" xmlns:cx6="http://schemas.microsoft.com/office/drawing/2016/5/12/chartex" xmlns:cx7="http://schemas.microsoft.com/office/drawing/2016/5/13/chartex" xmlns:cx8="http://schemas.microsoft.com/office/drawing/2016/5/14/chartex" xmlns:mc="http://schemas.openxmlformats.org/markup-compatibility/2006" xmlns:aink="http://schemas.microsoft.com/office/drawing/2016/ink" xmlns:am3d="http://schemas.microsoft.com/office/drawing/2017/model3d" xmlns:o="urn:schemas-microsoft-com:office:office" xmlns:oel="http://schemas.microsoft.com/office/2019/extlst" xmlns:r="http://schemas.openxmlformats.org/officeDocument/2006/relationships" xmlns:m="http://schemas.openxmlformats.org/officeDocument/2006/math" xmlns:v="urn:schemas-microsoft-com:vml" xmlns:wp14="http://schemas.microsoft.com/office/word/2010/wordprocessingDrawing" xmlns:wp="http://schemas.openxmlformats.org/drawingml/2006/wordprocessingDrawing" xmlns:w10="urn:schemas-microsoft-com:office:word" xmlns:w="http://schemas.openxmlformats.org/wordprocessingml/2006/main" xmlns:w14="http://schemas.microsoft.com/office/word/2010/wordml" xmlns:w15="http://schemas.microsoft.com/office/word/2012/wordml" xmlns:w16cex="http://schemas.microsoft.com/office/word/2018/wordml/cex" xmlns:w16cid="http://schemas.microsoft.com/office/word/2016/wordml/cid" xmlns:w16="http://schemas.microsoft.com/office/word/2018/wordml" xmlns:w16du="http://schemas.microsoft.com/office/word/2023/wordml/word16du" xmlns:w16sdtdh="http://schemas.microsoft.com/office/word/2020/wordml/sdtdatahash" xmlns:w16sdtfl="http://schemas.microsoft.com/office/word/2024/wordml/sdtformatlock" xmlns:w16se="http://schemas.microsoft.com/office/word/2015/wordml/symex" xmlns:wpg="http://schemas.microsoft.com/office/word/2010/wordprocessingGroup" xmlns:wpi="http://schemas.microsoft.com/office/word/2010/wordprocessingInk" xmlns:wne="http://schemas.microsoft.com/office/word/2006/wordml" xmlns:wps="http://schemas.microsoft.com/office/word/2010/wordprocessingShape" mc:Ignorable="w14 w15 w16se w16cid w16 w16cex w16sdtdh w16sdtfl w16du wp14">
   <w:tbl>
     <w:tblPr>
       <w:tblStyle w:val="Grilledutableau"/>
@@ -1193,7 +1065,7 @@
 </file>
 
 <file path=word/header2.xml><?xml version="1.0" encoding="utf-8"?>
-<w:hdr xmlns:wpc="http://schemas.microsoft.com/office/word/2010/wordprocessingCanvas" xmlns:cx="http://schemas.microsoft.com/office/drawing/2014/chartex" xmlns:cx1="http://schemas.microsoft.com/office/drawing/2015/9/8/chartex" xmlns:cx2="http://schemas.microsoft.com/office/drawing/2015/10/21/chartex" xmlns:cx3="http://schemas.microsoft.com/office/drawing/2016/5/9/chartex" xmlns:cx4="http://schemas.microsoft.com/office/drawing/2016/5/10/chartex" xmlns:cx5="http://schemas.microsoft.com/office/drawing/2016/5/11/chartex" xmlns:cx6="http://schemas.microsoft.com/office/drawing/2016/5/12/chartex" xmlns:cx7="http://schemas.microsoft.com/office/drawing/2016/5/13/chartex" xmlns:cx8="http://schemas.microsoft.com/office/drawing/2016/5/14/chartex" xmlns:mc="http://schemas.openxmlformats.org/markup-compatibility/2006" xmlns:aink="http://schemas.microsoft.com/office/drawing/2016/ink" xmlns:am3d="http://schemas.microsoft.com/office/drawing/2017/model3d" xmlns:o="urn:schemas-microsoft-com:office:office" xmlns:oel="http://schemas.microsoft.com/office/2019/extlst" xmlns:r="http://schemas.openxmlformats.org/officeDocument/2006/relationships" xmlns:m="http://schemas.openxmlformats.org/officeDocument/2006/math" xmlns:v="urn:schemas-microsoft-com:vml" xmlns:wp14="http://schemas.microsoft.com/office/word/2010/wordprocessingDrawing" xmlns:wp="http://schemas.openxmlformats.org/drawingml/2006/wordprocessingDrawing" xmlns:w10="urn:schemas-microsoft-com:office:word" xmlns:w="http://schemas.openxmlformats.org/wordprocessingml/2006/main" xmlns:w14="http://schemas.microsoft.com/office/word/2010/wordml" xmlns:w15="http://schemas.microsoft.com/office/word/2012/wordml" xmlns:w16cex="http://schemas.microsoft.com/office/word/2018/wordml/cex" xmlns:w16cid="http://schemas.microsoft.com/office/word/2016/wordml/cid" xmlns:w16="http://schemas.microsoft.com/office/word/2018/wordml" xmlns:w16sdtdh="http://schemas.microsoft.com/office/word/2020/wordml/sdtdatahash" xmlns:w16se="http://schemas.microsoft.com/office/word/2015/wordml/symex" xmlns:wpg="http://schemas.microsoft.com/office/word/2010/wordprocessingGroup" xmlns:wpi="http://schemas.microsoft.com/office/word/2010/wordprocessingInk" xmlns:wne="http://schemas.microsoft.com/office/word/2006/wordml" xmlns:wps="http://schemas.microsoft.com/office/word/2010/wordprocessingShape" mc:Ignorable="w14 w15 w16se w16cid w16 w16cex w16sdtdh wp14">
+<w:hdr xmlns:wpc="http://schemas.microsoft.com/office/word/2010/wordprocessingCanvas" xmlns:cx="http://schemas.microsoft.com/office/drawing/2014/chartex" xmlns:cx1="http://schemas.microsoft.com/office/drawing/2015/9/8/chartex" xmlns:cx2="http://schemas.microsoft.com/office/drawing/2015/10/21/chartex" xmlns:cx3="http://schemas.microsoft.com/office/drawing/2016/5/9/chartex" xmlns:cx4="http://schemas.microsoft.com/office/drawing/2016/5/10/chartex" xmlns:cx5="http://schemas.microsoft.com/office/drawing/2016/5/11/chartex" xmlns:cx6="http://schemas.microsoft.com/office/drawing/2016/5/12/chartex" xmlns:cx7="http://schemas.microsoft.com/office/drawing/2016/5/13/chartex" xmlns:cx8="http://schemas.microsoft.com/office/drawing/2016/5/14/chartex" xmlns:mc="http://schemas.openxmlformats.org/markup-compatibility/2006" xmlns:aink="http://schemas.microsoft.com/office/drawing/2016/ink" xmlns:am3d="http://schemas.microsoft.com/office/drawing/2017/model3d" xmlns:o="urn:schemas-microsoft-com:office:office" xmlns:oel="http://schemas.microsoft.com/office/2019/extlst" xmlns:r="http://schemas.openxmlformats.org/officeDocument/2006/relationships" xmlns:m="http://schemas.openxmlformats.org/officeDocument/2006/math" xmlns:v="urn:schemas-microsoft-com:vml" xmlns:wp14="http://schemas.microsoft.com/office/word/2010/wordprocessingDrawing" xmlns:wp="http://schemas.openxmlformats.org/drawingml/2006/wordprocessingDrawing" xmlns:w10="urn:schemas-microsoft-com:office:word" xmlns:w="http://schemas.openxmlformats.org/wordprocessingml/2006/main" xmlns:w14="http://schemas.microsoft.com/office/word/2010/wordml" xmlns:w15="http://schemas.microsoft.com/office/word/2012/wordml" xmlns:w16cex="http://schemas.microsoft.com/office/word/2018/wordml/cex" xmlns:w16cid="http://schemas.microsoft.com/office/word/2016/wordml/cid" xmlns:w16="http://schemas.microsoft.com/office/word/2018/wordml" xmlns:w16du="http://schemas.microsoft.com/office/word/2023/wordml/word16du" xmlns:w16sdtdh="http://schemas.microsoft.com/office/word/2020/wordml/sdtdatahash" xmlns:w16sdtfl="http://schemas.microsoft.com/office/word/2024/wordml/sdtformatlock" xmlns:w16se="http://schemas.microsoft.com/office/word/2015/wordml/symex" xmlns:wpg="http://schemas.microsoft.com/office/word/2010/wordprocessingGroup" xmlns:wpi="http://schemas.microsoft.com/office/word/2010/wordprocessingInk" xmlns:wne="http://schemas.microsoft.com/office/word/2006/wordml" xmlns:wps="http://schemas.microsoft.com/office/word/2010/wordprocessingShape" mc:Ignorable="w14 w15 w16se w16cid w16 w16cex w16sdtdh w16sdtfl w16du wp14">
   <w:tbl>
     <w:tblPr>
       <w:tblStyle w:val="Grilledutableau"/>
@@ -1382,7 +1254,7 @@
 </file>
 
 <file path=word/numbering.xml><?xml version="1.0" encoding="utf-8"?>
-<w:numbering xmlns:wpc="http://schemas.microsoft.com/office/word/2010/wordprocessingCanvas" xmlns:cx="http://schemas.microsoft.com/office/drawing/2014/chartex" xmlns:cx1="http://schemas.microsoft.com/office/drawing/2015/9/8/chartex" xmlns:cx2="http://schemas.microsoft.com/office/drawing/2015/10/21/chartex" xmlns:cx3="http://schemas.microsoft.com/office/drawing/2016/5/9/chartex" xmlns:cx4="http://schemas.microsoft.com/office/drawing/2016/5/10/chartex" xmlns:cx5="http://schemas.microsoft.com/office/drawing/2016/5/11/chartex" xmlns:cx6="http://schemas.microsoft.com/office/drawing/2016/5/12/chartex" xmlns:cx7="http://schemas.microsoft.com/office/drawing/2016/5/13/chartex" xmlns:cx8="http://schemas.microsoft.com/office/drawing/2016/5/14/chartex" xmlns:mc="http://schemas.openxmlformats.org/markup-compatibility/2006" xmlns:aink="http://schemas.microsoft.com/office/drawing/2016/ink" xmlns:am3d="http://schemas.microsoft.com/office/drawing/2017/model3d" xmlns:o="urn:schemas-microsoft-com:office:office" xmlns:oel="http://schemas.microsoft.com/office/2019/extlst" xmlns:r="http://schemas.openxmlformats.org/officeDocument/2006/relationships" xmlns:m="http://schemas.openxmlformats.org/officeDocument/2006/math" xmlns:v="urn:schemas-microsoft-com:vml" xmlns:wp14="http://schemas.microsoft.com/office/word/2010/wordprocessingDrawing" xmlns:wp="http://schemas.openxmlformats.org/drawingml/2006/wordprocessingDrawing" xmlns:w10="urn:schemas-microsoft-com:office:word" xmlns:w="http://schemas.openxmlformats.org/wordprocessingml/2006/main" xmlns:w14="http://schemas.microsoft.com/office/word/2010/wordml" xmlns:w15="http://schemas.microsoft.com/office/word/2012/wordml" xmlns:w16cex="http://schemas.microsoft.com/office/word/2018/wordml/cex" xmlns:w16cid="http://schemas.microsoft.com/office/word/2016/wordml/cid" xmlns:w16="http://schemas.microsoft.com/office/word/2018/wordml" xmlns:w16sdtdh="http://schemas.microsoft.com/office/word/2020/wordml/sdtdatahash" xmlns:w16se="http://schemas.microsoft.com/office/word/2015/wordml/symex" xmlns:wpg="http://schemas.microsoft.com/office/word/2010/wordprocessingGroup" xmlns:wpi="http://schemas.microsoft.com/office/word/2010/wordprocessingInk" xmlns:wne="http://schemas.microsoft.com/office/word/2006/wordml" xmlns:wps="http://schemas.microsoft.com/office/word/2010/wordprocessingShape" mc:Ignorable="w14 w15 w16se w16cid w16 w16cex w16sdtdh wp14">
+<w:numbering xmlns:wpc="http://schemas.microsoft.com/office/word/2010/wordprocessingCanvas" xmlns:cx="http://schemas.microsoft.com/office/drawing/2014/chartex" xmlns:cx1="http://schemas.microsoft.com/office/drawing/2015/9/8/chartex" xmlns:cx2="http://schemas.microsoft.com/office/drawing/2015/10/21/chartex" xmlns:cx3="http://schemas.microsoft.com/office/drawing/2016/5/9/chartex" xmlns:cx4="http://schemas.microsoft.com/office/drawing/2016/5/10/chartex" xmlns:cx5="http://schemas.microsoft.com/office/drawing/2016/5/11/chartex" xmlns:cx6="http://schemas.microsoft.com/office/drawing/2016/5/12/chartex" xmlns:cx7="http://schemas.microsoft.com/office/drawing/2016/5/13/chartex" xmlns:cx8="http://schemas.microsoft.com/office/drawing/2016/5/14/chartex" xmlns:mc="http://schemas.openxmlformats.org/markup-compatibility/2006" xmlns:aink="http://schemas.microsoft.com/office/drawing/2016/ink" xmlns:am3d="http://schemas.microsoft.com/office/drawing/2017/model3d" xmlns:o="urn:schemas-microsoft-com:office:office" xmlns:oel="http://schemas.microsoft.com/office/2019/extlst" xmlns:r="http://schemas.openxmlformats.org/officeDocument/2006/relationships" xmlns:m="http://schemas.openxmlformats.org/officeDocument/2006/math" xmlns:v="urn:schemas-microsoft-com:vml" xmlns:wp14="http://schemas.microsoft.com/office/word/2010/wordprocessingDrawing" xmlns:wp="http://schemas.openxmlformats.org/drawingml/2006/wordprocessingDrawing" xmlns:w10="urn:schemas-microsoft-com:office:word" xmlns:w="http://schemas.openxmlformats.org/wordprocessingml/2006/main" xmlns:w14="http://schemas.microsoft.com/office/word/2010/wordml" xmlns:w15="http://schemas.microsoft.com/office/word/2012/wordml" xmlns:w16cex="http://schemas.microsoft.com/office/word/2018/wordml/cex" xmlns:w16cid="http://schemas.microsoft.com/office/word/2016/wordml/cid" xmlns:w16="http://schemas.microsoft.com/office/word/2018/wordml" xmlns:w16du="http://schemas.microsoft.com/office/word/2023/wordml/word16du" xmlns:w16sdtdh="http://schemas.microsoft.com/office/word/2020/wordml/sdtdatahash" xmlns:w16sdtfl="http://schemas.microsoft.com/office/word/2024/wordml/sdtformatlock" xmlns:w16se="http://schemas.microsoft.com/office/word/2015/wordml/symex" xmlns:wpg="http://schemas.microsoft.com/office/word/2010/wordprocessingGroup" xmlns:wpi="http://schemas.microsoft.com/office/word/2010/wordprocessingInk" xmlns:wne="http://schemas.microsoft.com/office/word/2006/wordml" xmlns:wps="http://schemas.microsoft.com/office/word/2010/wordprocessingShape" mc:Ignorable="w14 w15 w16se w16cid w16 w16cex w16sdtdh w16sdtfl w16du wp14">
   <w:abstractNum w:abstractNumId="0" w15:restartNumberingAfterBreak="0">
     <w:nsid w:val="003C303B"/>
     <w:multiLevelType w:val="hybridMultilevel"/>
@@ -2643,7 +2515,7 @@
 </file>
 
 <file path=word/styles.xml><?xml version="1.0" encoding="utf-8"?>
-<w:styles xmlns:mc="http://schemas.openxmlformats.org/markup-compatibility/2006" xmlns:r="http://schemas.openxmlformats.org/officeDocument/2006/relationships" xmlns:w="http://schemas.openxmlformats.org/wordprocessingml/2006/main" xmlns:w14="http://schemas.microsoft.com/office/word/2010/wordml" xmlns:w15="http://schemas.microsoft.com/office/word/2012/wordml" xmlns:w16cex="http://schemas.microsoft.com/office/word/2018/wordml/cex" xmlns:w16cid="http://schemas.microsoft.com/office/word/2016/wordml/cid" xmlns:w16="http://schemas.microsoft.com/office/word/2018/wordml" xmlns:w16sdtdh="http://schemas.microsoft.com/office/word/2020/wordml/sdtdatahash" xmlns:w16se="http://schemas.microsoft.com/office/word/2015/wordml/symex" mc:Ignorable="w14 w15 w16se w16cid w16 w16cex w16sdtdh">
+<w:styles xmlns:mc="http://schemas.openxmlformats.org/markup-compatibility/2006" xmlns:r="http://schemas.openxmlformats.org/officeDocument/2006/relationships" xmlns:w="http://schemas.openxmlformats.org/wordprocessingml/2006/main" xmlns:w14="http://schemas.microsoft.com/office/word/2010/wordml" xmlns:w15="http://schemas.microsoft.com/office/word/2012/wordml" xmlns:w16cex="http://schemas.microsoft.com/office/word/2018/wordml/cex" xmlns:w16cid="http://schemas.microsoft.com/office/word/2016/wordml/cid" xmlns:w16="http://schemas.microsoft.com/office/word/2018/wordml" xmlns:w16du="http://schemas.microsoft.com/office/word/2023/wordml/word16du" xmlns:w16sdtdh="http://schemas.microsoft.com/office/word/2020/wordml/sdtdatahash" xmlns:w16sdtfl="http://schemas.microsoft.com/office/word/2024/wordml/sdtformatlock" xmlns:w16se="http://schemas.microsoft.com/office/word/2015/wordml/symex" mc:Ignorable="w14 w15 w16se w16cid w16 w16cex w16sdtdh w16sdtfl w16du">
   <w:docDefaults>
     <w:rPrDefault>
       <w:rPr>
